--- a/printables/gardens/U3-garden.docx
+++ b/printables/gardens/U3-garden.docx
@@ -240,7 +240,7 @@
           <w:color w:val="E85D04"/>
           <w:sz w:val="24"/>
         </w:rPr>
-        <w:t>二、说说意思（用自己的话）</w:t>
+        <w:t>二、根据意思写出原句</w:t>
       </w:r>
     </w:p>
     <w:p>
@@ -254,21 +254,21 @@
           <w:color w:val="1C1917"/>
           <w:sz w:val="24"/>
         </w:rPr>
-        <w:t>1. 「立了秋，把扇丢。」意思是：</w:t>
+        <w:t>1. 意思：立秋之后天气转凉，扇子可以收起来了。（谚语）</w:t>
       </w:r>
     </w:p>
     <w:p>
       <w:pPr>
-        <w:spacing w:before="0" w:after="200" w:line="288" w:lineRule="auto"/>
+        <w:spacing w:before="0" w:after="160" w:line="288" w:lineRule="auto"/>
       </w:pPr>
       <w:r>
         <w:rPr>
           <w:rFonts w:ascii="宋体" w:hAnsi="宋体" w:eastAsia="宋体"/>
           <w:b w:val="0"/>
           <w:color w:val="1C1917"/>
-          <w:sz w:val="28"/>
+          <w:sz w:val="26"/>
         </w:rPr>
-        <w:t>＿＿＿＿＿＿＿＿＿＿＿＿＿＿＿＿＿＿＿＿＿＿＿＿＿＿＿＿＿＿</w:t>
+        <w:t xml:space="preserve">　　原句：________________________________________________</w:t>
       </w:r>
     </w:p>
     <w:p>
@@ -282,21 +282,21 @@
           <w:color w:val="1C1917"/>
           <w:sz w:val="24"/>
         </w:rPr>
-        <w:t>2. 「二八月，乱穿衣。」意思是：</w:t>
+        <w:t>2. 意思：农历二月、八月早晚温差大，穿衣容易忽冷忽热。（谚语）</w:t>
       </w:r>
     </w:p>
     <w:p>
       <w:pPr>
-        <w:spacing w:before="0" w:after="200" w:line="288" w:lineRule="auto"/>
+        <w:spacing w:before="0" w:after="160" w:line="288" w:lineRule="auto"/>
       </w:pPr>
       <w:r>
         <w:rPr>
           <w:rFonts w:ascii="宋体" w:hAnsi="宋体" w:eastAsia="宋体"/>
           <w:b w:val="0"/>
           <w:color w:val="1C1917"/>
-          <w:sz w:val="28"/>
+          <w:sz w:val="26"/>
         </w:rPr>
-        <w:t>＿＿＿＿＿＿＿＿＿＿＿＿＿＿＿＿＿＿＿＿＿＿＿＿＿＿＿＿＿＿</w:t>
+        <w:t xml:space="preserve">　　原句：________________________________________________</w:t>
       </w:r>
     </w:p>
     <w:p>
@@ -310,21 +310,21 @@
           <w:color w:val="1C1917"/>
           <w:sz w:val="24"/>
         </w:rPr>
-        <w:t>3. 「夏雨少，秋霜早。」意思是：</w:t>
+        <w:t>3. 意思：夏天雨水少，秋天霜来得早。（谚语）</w:t>
       </w:r>
     </w:p>
     <w:p>
       <w:pPr>
-        <w:spacing w:before="0" w:after="200" w:line="288" w:lineRule="auto"/>
+        <w:spacing w:before="0" w:after="160" w:line="288" w:lineRule="auto"/>
       </w:pPr>
       <w:r>
         <w:rPr>
           <w:rFonts w:ascii="宋体" w:hAnsi="宋体" w:eastAsia="宋体"/>
           <w:b w:val="0"/>
           <w:color w:val="1C1917"/>
-          <w:sz w:val="28"/>
+          <w:sz w:val="26"/>
         </w:rPr>
-        <w:t>＿＿＿＿＿＿＿＿＿＿＿＿＿＿＿＿＿＿＿＿＿＿＿＿＿＿＿＿＿＿</w:t>
+        <w:t xml:space="preserve">　　原句：________________________________________________</w:t>
       </w:r>
     </w:p>
     <w:p>
@@ -338,21 +338,21 @@
           <w:color w:val="1C1917"/>
           <w:sz w:val="24"/>
         </w:rPr>
-        <w:t>4. 「八月里来雁门开，雁儿脚上带霜来。」意思是：</w:t>
+        <w:t>4. 意思：农历八月大雁南飞，带来霜降将至的消息。（谚语）</w:t>
       </w:r>
     </w:p>
     <w:p>
       <w:pPr>
-        <w:spacing w:before="0" w:after="200" w:line="288" w:lineRule="auto"/>
+        <w:spacing w:before="0" w:after="160" w:line="288" w:lineRule="auto"/>
       </w:pPr>
       <w:r>
         <w:rPr>
           <w:rFonts w:ascii="宋体" w:hAnsi="宋体" w:eastAsia="宋体"/>
           <w:b w:val="0"/>
           <w:color w:val="1C1917"/>
-          <w:sz w:val="28"/>
+          <w:sz w:val="26"/>
         </w:rPr>
-        <w:t>＿＿＿＿＿＿＿＿＿＿＿＿＿＿＿＿＿＿＿＿＿＿＿＿＿＿＿＿＿＿</w:t>
+        <w:t xml:space="preserve">　　原句：________________________________________________</w:t>
       </w:r>
     </w:p>
     <w:p>
@@ -366,21 +366,21 @@
           <w:color w:val="1C1917"/>
           <w:sz w:val="24"/>
         </w:rPr>
-        <w:t>5. 「一场秋雨一场寒，十场秋雨要穿棉。」意思是：</w:t>
+        <w:t>5. 意思：秋雨一场比一场冷，多场秋雨后就要穿棉衣了。（谚语）</w:t>
       </w:r>
     </w:p>
     <w:p>
       <w:pPr>
-        <w:spacing w:before="0" w:after="200" w:line="288" w:lineRule="auto"/>
+        <w:spacing w:before="0" w:after="160" w:line="288" w:lineRule="auto"/>
       </w:pPr>
       <w:r>
         <w:rPr>
           <w:rFonts w:ascii="宋体" w:hAnsi="宋体" w:eastAsia="宋体"/>
           <w:b w:val="0"/>
           <w:color w:val="1C1917"/>
-          <w:sz w:val="28"/>
+          <w:sz w:val="26"/>
         </w:rPr>
-        <w:t>＿＿＿＿＿＿＿＿＿＿＿＿＿＿＿＿＿＿＿＿＿＿＿＿＿＿＿＿＿＿</w:t>
+        <w:t xml:space="preserve">　　原句：________________________________________________</w:t>
       </w:r>
     </w:p>
     <w:p>
@@ -394,21 +394,21 @@
           <w:color w:val="1C1917"/>
           <w:sz w:val="24"/>
         </w:rPr>
-        <w:t>6. 「八月暖，九月温，十月还有小阳春。」意思是：</w:t>
+        <w:t>6. 意思：农历八月仍暖、九月温和，十月还会有一段像春天一样的暖和天气（小阳春）。（谚语）</w:t>
       </w:r>
     </w:p>
     <w:p>
       <w:pPr>
-        <w:spacing w:before="0" w:after="200" w:line="288" w:lineRule="auto"/>
+        <w:spacing w:before="0" w:after="160" w:line="288" w:lineRule="auto"/>
       </w:pPr>
       <w:r>
         <w:rPr>
           <w:rFonts w:ascii="宋体" w:hAnsi="宋体" w:eastAsia="宋体"/>
           <w:b w:val="0"/>
           <w:color w:val="1C1917"/>
-          <w:sz w:val="28"/>
+          <w:sz w:val="26"/>
         </w:rPr>
-        <w:t>＿＿＿＿＿＿＿＿＿＿＿＿＿＿＿＿＿＿＿＿＿＿＿＿＿＿＿＿＿＿</w:t>
+        <w:t xml:space="preserve">　　原句：________________________________________________</w:t>
       </w:r>
     </w:p>
     <w:p>
@@ -478,7 +478,7 @@
           <w:color w:val="C2410C"/>
           <w:sz w:val="20"/>
         </w:rPr>
-        <w:t>□默写过关　□意思说得清　□错题入档</w:t>
+        <w:t>□默写过关　□据意能写原句　□错题入档</w:t>
       </w:r>
     </w:p>
     <w:sectPr>

--- a/printables/gardens/U3-garden.docx
+++ b/printables/gardens/U3-garden.docx
@@ -29,12 +29,12 @@
           <w:color w:val="E85D04"/>
           <w:sz w:val="32"/>
         </w:rPr>
-        <w:t>语文园地三 · 日积月累练习</w:t>
+        <w:t>语文园地三 · 日积月累过关测</w:t>
       </w:r>
     </w:p>
     <w:p>
       <w:pPr>
-        <w:spacing w:before="0" w:after="160" w:line="288" w:lineRule="auto"/>
+        <w:spacing w:before="0" w:after="80" w:line="288" w:lineRule="auto"/>
         <w:jc w:val="center"/>
       </w:pPr>
       <w:r>
@@ -44,7 +44,21 @@
           <w:color w:val="1C1917"/>
           <w:sz w:val="22"/>
         </w:rPr>
-        <w:t>第三单元 · 观察与发现　|　A4　|　姓名：________　日期：________</w:t>
+        <w:t>第三单元 · 观察与发现　|　题型对齐单元卷　|　姓名：________　日期：________</w:t>
+      </w:r>
+    </w:p>
+    <w:p>
+      <w:pPr>
+        <w:spacing w:before="0" w:after="160" w:line="288" w:lineRule="auto"/>
+      </w:pPr>
+      <w:r>
+        <w:rPr>
+          <w:rFonts w:ascii="宋体" w:hAnsi="宋体" w:eastAsia="宋体"/>
+          <w:b w:val="0"/>
+          <w:color w:val="C2410C"/>
+          <w:sz w:val="20"/>
+        </w:rPr>
+        <w:t>不看书完成。测默写、填空、据意写句（及本单元词句运用）。</w:t>
       </w:r>
     </w:p>
     <w:p>
@@ -58,19 +72,19 @@
           <w:color w:val="E85D04"/>
           <w:sz w:val="24"/>
         </w:rPr>
-        <w:t>一、日积月累默写（不看书）</w:t>
+        <w:t>一、补全名句（给上句写下句 / 给下句写上句）</w:t>
       </w:r>
     </w:p>
     <w:p>
       <w:pPr>
-        <w:spacing w:before="0" w:after="160" w:line="288" w:lineRule="auto"/>
+        <w:spacing w:before="0" w:after="80" w:line="288" w:lineRule="auto"/>
       </w:pPr>
       <w:r>
         <w:rPr>
           <w:rFonts w:ascii="宋体" w:hAnsi="宋体" w:eastAsia="宋体"/>
           <w:b w:val="0"/>
           <w:color w:val="1C1917"/>
-          <w:sz w:val="26"/>
+          <w:sz w:val="24"/>
         </w:rPr>
         <w:t>1. 立了秋，____________________</w:t>
       </w:r>
@@ -84,23 +98,23 @@
           <w:rFonts w:ascii="宋体" w:hAnsi="宋体" w:eastAsia="宋体"/>
           <w:b w:val="0"/>
           <w:color w:val="C2410C"/>
-          <w:sz w:val="22"/>
+          <w:sz w:val="20"/>
         </w:rPr>
-        <w:t xml:space="preserve">　　出处 / 作者：________（提示：谚语…）</w:t>
+        <w:t xml:space="preserve">　　（出处：________）</w:t>
       </w:r>
     </w:p>
     <w:p>
       <w:pPr>
-        <w:spacing w:before="0" w:after="160" w:line="288" w:lineRule="auto"/>
+        <w:spacing w:before="0" w:after="80" w:line="288" w:lineRule="auto"/>
       </w:pPr>
       <w:r>
         <w:rPr>
           <w:rFonts w:ascii="宋体" w:hAnsi="宋体" w:eastAsia="宋体"/>
           <w:b w:val="0"/>
           <w:color w:val="1C1917"/>
-          <w:sz w:val="26"/>
+          <w:sz w:val="24"/>
         </w:rPr>
-        <w:t>2. 二八月，____________________</w:t>
+        <w:t>2. ____________________，乱穿衣。</w:t>
       </w:r>
     </w:p>
     <w:p>
@@ -112,21 +126,21 @@
           <w:rFonts w:ascii="宋体" w:hAnsi="宋体" w:eastAsia="宋体"/>
           <w:b w:val="0"/>
           <w:color w:val="C2410C"/>
-          <w:sz w:val="22"/>
+          <w:sz w:val="20"/>
         </w:rPr>
-        <w:t xml:space="preserve">　　出处 / 作者：________（提示：谚语…）</w:t>
+        <w:t xml:space="preserve">　　（出处：________）</w:t>
       </w:r>
     </w:p>
     <w:p>
       <w:pPr>
-        <w:spacing w:before="0" w:after="160" w:line="288" w:lineRule="auto"/>
+        <w:spacing w:before="0" w:after="80" w:line="288" w:lineRule="auto"/>
       </w:pPr>
       <w:r>
         <w:rPr>
           <w:rFonts w:ascii="宋体" w:hAnsi="宋体" w:eastAsia="宋体"/>
           <w:b w:val="0"/>
           <w:color w:val="1C1917"/>
-          <w:sz w:val="26"/>
+          <w:sz w:val="24"/>
         </w:rPr>
         <w:t>3. 夏雨少，____________________</w:t>
       </w:r>
@@ -140,23 +154,23 @@
           <w:rFonts w:ascii="宋体" w:hAnsi="宋体" w:eastAsia="宋体"/>
           <w:b w:val="0"/>
           <w:color w:val="C2410C"/>
-          <w:sz w:val="22"/>
+          <w:sz w:val="20"/>
         </w:rPr>
-        <w:t xml:space="preserve">　　出处 / 作者：________（提示：谚语…）</w:t>
+        <w:t xml:space="preserve">　　（出处：________）</w:t>
       </w:r>
     </w:p>
     <w:p>
       <w:pPr>
-        <w:spacing w:before="0" w:after="160" w:line="288" w:lineRule="auto"/>
+        <w:spacing w:before="0" w:after="80" w:line="288" w:lineRule="auto"/>
       </w:pPr>
       <w:r>
         <w:rPr>
           <w:rFonts w:ascii="宋体" w:hAnsi="宋体" w:eastAsia="宋体"/>
           <w:b w:val="0"/>
           <w:color w:val="1C1917"/>
-          <w:sz w:val="26"/>
+          <w:sz w:val="24"/>
         </w:rPr>
-        <w:t>4. 八月里来雁门开，____________________</w:t>
+        <w:t>4. ____________________，雁儿脚上带霜来。</w:t>
       </w:r>
     </w:p>
     <w:p>
@@ -168,21 +182,21 @@
           <w:rFonts w:ascii="宋体" w:hAnsi="宋体" w:eastAsia="宋体"/>
           <w:b w:val="0"/>
           <w:color w:val="C2410C"/>
-          <w:sz w:val="22"/>
+          <w:sz w:val="20"/>
         </w:rPr>
-        <w:t xml:space="preserve">　　出处 / 作者：________（提示：谚语…）</w:t>
+        <w:t xml:space="preserve">　　（出处：________）</w:t>
       </w:r>
     </w:p>
     <w:p>
       <w:pPr>
-        <w:spacing w:before="0" w:after="160" w:line="288" w:lineRule="auto"/>
+        <w:spacing w:before="0" w:after="80" w:line="288" w:lineRule="auto"/>
       </w:pPr>
       <w:r>
         <w:rPr>
           <w:rFonts w:ascii="宋体" w:hAnsi="宋体" w:eastAsia="宋体"/>
           <w:b w:val="0"/>
           <w:color w:val="1C1917"/>
-          <w:sz w:val="26"/>
+          <w:sz w:val="24"/>
         </w:rPr>
         <w:t>5. 一场秋雨一场寒，____________________</w:t>
       </w:r>
@@ -196,23 +210,23 @@
           <w:rFonts w:ascii="宋体" w:hAnsi="宋体" w:eastAsia="宋体"/>
           <w:b w:val="0"/>
           <w:color w:val="C2410C"/>
-          <w:sz w:val="22"/>
+          <w:sz w:val="20"/>
         </w:rPr>
-        <w:t xml:space="preserve">　　出处 / 作者：________（提示：谚语…）</w:t>
+        <w:t xml:space="preserve">　　（出处：________）</w:t>
       </w:r>
     </w:p>
     <w:p>
       <w:pPr>
-        <w:spacing w:before="0" w:after="160" w:line="288" w:lineRule="auto"/>
+        <w:spacing w:before="0" w:after="80" w:line="288" w:lineRule="auto"/>
       </w:pPr>
       <w:r>
         <w:rPr>
           <w:rFonts w:ascii="宋体" w:hAnsi="宋体" w:eastAsia="宋体"/>
           <w:b w:val="0"/>
           <w:color w:val="1C1917"/>
-          <w:sz w:val="26"/>
+          <w:sz w:val="24"/>
         </w:rPr>
-        <w:t>6. 八月暖，九月温，____________________</w:t>
+        <w:t>6. ____________________，九月温，十月还有小阳春。</w:t>
       </w:r>
     </w:p>
     <w:p>
@@ -224,9 +238,9 @@
           <w:rFonts w:ascii="宋体" w:hAnsi="宋体" w:eastAsia="宋体"/>
           <w:b w:val="0"/>
           <w:color w:val="C2410C"/>
-          <w:sz w:val="22"/>
+          <w:sz w:val="20"/>
         </w:rPr>
-        <w:t xml:space="preserve">　　出处 / 作者：________（提示：谚语…）</w:t>
+        <w:t xml:space="preserve">　　（出处：________）</w:t>
       </w:r>
     </w:p>
     <w:p>
@@ -240,12 +254,12 @@
           <w:color w:val="E85D04"/>
           <w:sz w:val="24"/>
         </w:rPr>
-        <w:t>二、根据意思写出原句</w:t>
+        <w:t>二、关键词填空（试卷常考）</w:t>
       </w:r>
     </w:p>
     <w:p>
       <w:pPr>
-        <w:spacing w:before="0" w:after="80" w:line="288" w:lineRule="auto"/>
+        <w:spacing w:before="0" w:after="120" w:line="288" w:lineRule="auto"/>
       </w:pPr>
       <w:r>
         <w:rPr>
@@ -254,7 +268,21 @@
           <w:color w:val="1C1917"/>
           <w:sz w:val="24"/>
         </w:rPr>
-        <w:t>1. 意思：立秋之后天气转凉，扇子可以收起来了。（谚语）</w:t>
+        <w:t>1. 一场秋雨一场寒，____________________。</w:t>
+      </w:r>
+    </w:p>
+    <w:p>
+      <w:pPr>
+        <w:spacing w:before="0" w:after="120" w:line="288" w:lineRule="auto"/>
+      </w:pPr>
+      <w:r>
+        <w:rPr>
+          <w:rFonts w:ascii="宋体" w:hAnsi="宋体" w:eastAsia="宋体"/>
+          <w:b w:val="0"/>
+          <w:color w:val="1C1917"/>
+          <w:sz w:val="24"/>
+        </w:rPr>
+        <w:t>2. 立了秋，____________________。</w:t>
       </w:r>
     </w:p>
     <w:p>
@@ -266,14 +294,42 @@
           <w:rFonts w:ascii="宋体" w:hAnsi="宋体" w:eastAsia="宋体"/>
           <w:b w:val="0"/>
           <w:color w:val="1C1917"/>
-          <w:sz w:val="26"/>
+          <w:sz w:val="24"/>
         </w:rPr>
-        <w:t xml:space="preserve">　　原句：________________________________________________</w:t>
+        <w:t>3. 八月里来雁门开，____________________。</w:t>
       </w:r>
     </w:p>
     <w:p>
       <w:pPr>
-        <w:spacing w:before="0" w:after="80" w:line="288" w:lineRule="auto"/>
+        <w:spacing w:before="160" w:after="160" w:line="288" w:lineRule="auto"/>
+      </w:pPr>
+      <w:r>
+        <w:rPr>
+          <w:rFonts w:ascii="宋体" w:hAnsi="宋体" w:eastAsia="宋体"/>
+          <w:b/>
+          <w:color w:val="E85D04"/>
+          <w:sz w:val="24"/>
+        </w:rPr>
+        <w:t>三、根据意思写出原句</w:t>
+      </w:r>
+    </w:p>
+    <w:p>
+      <w:pPr>
+        <w:spacing w:before="0" w:after="60" w:line="288" w:lineRule="auto"/>
+      </w:pPr>
+      <w:r>
+        <w:rPr>
+          <w:rFonts w:ascii="宋体" w:hAnsi="宋体" w:eastAsia="宋体"/>
+          <w:b w:val="0"/>
+          <w:color w:val="1C1917"/>
+          <w:sz w:val="22"/>
+        </w:rPr>
+        <w:t>1. 意思：立秋之后天气转凉，扇子可以收起来了。　[谚语]</w:t>
+      </w:r>
+    </w:p>
+    <w:p>
+      <w:pPr>
+        <w:spacing w:before="0" w:after="140" w:line="288" w:lineRule="auto"/>
       </w:pPr>
       <w:r>
         <w:rPr>
@@ -282,26 +338,26 @@
           <w:color w:val="1C1917"/>
           <w:sz w:val="24"/>
         </w:rPr>
-        <w:t>2. 意思：农历二月、八月早晚温差大，穿衣容易忽冷忽热。（谚语）</w:t>
+        <w:t xml:space="preserve">　　原句：________________________________________________</w:t>
       </w:r>
     </w:p>
     <w:p>
       <w:pPr>
-        <w:spacing w:before="0" w:after="160" w:line="288" w:lineRule="auto"/>
+        <w:spacing w:before="0" w:after="60" w:line="288" w:lineRule="auto"/>
       </w:pPr>
       <w:r>
         <w:rPr>
           <w:rFonts w:ascii="宋体" w:hAnsi="宋体" w:eastAsia="宋体"/>
           <w:b w:val="0"/>
           <w:color w:val="1C1917"/>
-          <w:sz w:val="26"/>
+          <w:sz w:val="22"/>
         </w:rPr>
-        <w:t xml:space="preserve">　　原句：________________________________________________</w:t>
+        <w:t>2. 意思：农历二月、八月早晚温差大，穿衣容易忽冷忽热。　[谚语]</w:t>
       </w:r>
     </w:p>
     <w:p>
       <w:pPr>
-        <w:spacing w:before="0" w:after="80" w:line="288" w:lineRule="auto"/>
+        <w:spacing w:before="0" w:after="140" w:line="288" w:lineRule="auto"/>
       </w:pPr>
       <w:r>
         <w:rPr>
@@ -310,26 +366,26 @@
           <w:color w:val="1C1917"/>
           <w:sz w:val="24"/>
         </w:rPr>
-        <w:t>3. 意思：夏天雨水少，秋天霜来得早。（谚语）</w:t>
+        <w:t xml:space="preserve">　　原句：________________________________________________</w:t>
       </w:r>
     </w:p>
     <w:p>
       <w:pPr>
-        <w:spacing w:before="0" w:after="160" w:line="288" w:lineRule="auto"/>
+        <w:spacing w:before="0" w:after="60" w:line="288" w:lineRule="auto"/>
       </w:pPr>
       <w:r>
         <w:rPr>
           <w:rFonts w:ascii="宋体" w:hAnsi="宋体" w:eastAsia="宋体"/>
           <w:b w:val="0"/>
           <w:color w:val="1C1917"/>
-          <w:sz w:val="26"/>
+          <w:sz w:val="22"/>
         </w:rPr>
-        <w:t xml:space="preserve">　　原句：________________________________________________</w:t>
+        <w:t>3. 意思：夏天雨水少，秋天霜来得早。　[谚语]</w:t>
       </w:r>
     </w:p>
     <w:p>
       <w:pPr>
-        <w:spacing w:before="0" w:after="80" w:line="288" w:lineRule="auto"/>
+        <w:spacing w:before="0" w:after="140" w:line="288" w:lineRule="auto"/>
       </w:pPr>
       <w:r>
         <w:rPr>
@@ -338,26 +394,26 @@
           <w:color w:val="1C1917"/>
           <w:sz w:val="24"/>
         </w:rPr>
-        <w:t>4. 意思：农历八月大雁南飞，带来霜降将至的消息。（谚语）</w:t>
+        <w:t xml:space="preserve">　　原句：________________________________________________</w:t>
       </w:r>
     </w:p>
     <w:p>
       <w:pPr>
-        <w:spacing w:before="0" w:after="160" w:line="288" w:lineRule="auto"/>
+        <w:spacing w:before="0" w:after="60" w:line="288" w:lineRule="auto"/>
       </w:pPr>
       <w:r>
         <w:rPr>
           <w:rFonts w:ascii="宋体" w:hAnsi="宋体" w:eastAsia="宋体"/>
           <w:b w:val="0"/>
           <w:color w:val="1C1917"/>
-          <w:sz w:val="26"/>
+          <w:sz w:val="22"/>
         </w:rPr>
-        <w:t xml:space="preserve">　　原句：________________________________________________</w:t>
+        <w:t>4. 意思：农历八月大雁南飞，带来霜降将至的消息。　[谚语]</w:t>
       </w:r>
     </w:p>
     <w:p>
       <w:pPr>
-        <w:spacing w:before="0" w:after="80" w:line="288" w:lineRule="auto"/>
+        <w:spacing w:before="0" w:after="140" w:line="288" w:lineRule="auto"/>
       </w:pPr>
       <w:r>
         <w:rPr>
@@ -366,26 +422,26 @@
           <w:color w:val="1C1917"/>
           <w:sz w:val="24"/>
         </w:rPr>
-        <w:t>5. 意思：秋雨一场比一场冷，多场秋雨后就要穿棉衣了。（谚语）</w:t>
+        <w:t xml:space="preserve">　　原句：________________________________________________</w:t>
       </w:r>
     </w:p>
     <w:p>
       <w:pPr>
-        <w:spacing w:before="0" w:after="160" w:line="288" w:lineRule="auto"/>
+        <w:spacing w:before="0" w:after="60" w:line="288" w:lineRule="auto"/>
       </w:pPr>
       <w:r>
         <w:rPr>
           <w:rFonts w:ascii="宋体" w:hAnsi="宋体" w:eastAsia="宋体"/>
           <w:b w:val="0"/>
           <w:color w:val="1C1917"/>
-          <w:sz w:val="26"/>
+          <w:sz w:val="22"/>
         </w:rPr>
-        <w:t xml:space="preserve">　　原句：________________________________________________</w:t>
+        <w:t>5. 意思：秋雨一场比一场冷，多场秋雨后就要穿棉衣了。　[谚语]</w:t>
       </w:r>
     </w:p>
     <w:p>
       <w:pPr>
-        <w:spacing w:before="0" w:after="80" w:line="288" w:lineRule="auto"/>
+        <w:spacing w:before="0" w:after="140" w:line="288" w:lineRule="auto"/>
       </w:pPr>
       <w:r>
         <w:rPr>
@@ -394,19 +450,33 @@
           <w:color w:val="1C1917"/>
           <w:sz w:val="24"/>
         </w:rPr>
-        <w:t>6. 意思：农历八月仍暖、九月温和，十月还会有一段像春天一样的暖和天气（小阳春）。（谚语）</w:t>
+        <w:t xml:space="preserve">　　原句：________________________________________________</w:t>
       </w:r>
     </w:p>
     <w:p>
       <w:pPr>
-        <w:spacing w:before="0" w:after="160" w:line="288" w:lineRule="auto"/>
+        <w:spacing w:before="0" w:after="60" w:line="288" w:lineRule="auto"/>
       </w:pPr>
       <w:r>
         <w:rPr>
           <w:rFonts w:ascii="宋体" w:hAnsi="宋体" w:eastAsia="宋体"/>
           <w:b w:val="0"/>
           <w:color w:val="1C1917"/>
-          <w:sz w:val="26"/>
+          <w:sz w:val="22"/>
+        </w:rPr>
+        <w:t>6. 意思：农历八月仍暖、九月温和，十月还会有一段像春天一样的暖和天气（小阳春）。　[谚语]</w:t>
+      </w:r>
+    </w:p>
+    <w:p>
+      <w:pPr>
+        <w:spacing w:before="0" w:after="140" w:line="288" w:lineRule="auto"/>
+      </w:pPr>
+      <w:r>
+        <w:rPr>
+          <w:rFonts w:ascii="宋体" w:hAnsi="宋体" w:eastAsia="宋体"/>
+          <w:b w:val="0"/>
+          <w:color w:val="1C1917"/>
+          <w:sz w:val="24"/>
         </w:rPr>
         <w:t xml:space="preserve">　　原句：________________________________________________</w:t>
       </w:r>
@@ -422,12 +492,96 @@
           <w:color w:val="E85D04"/>
           <w:sz w:val="24"/>
         </w:rPr>
-        <w:t>三、背景（选做）</w:t>
+        <w:t>四、选择正确的谚语（填序号）</w:t>
       </w:r>
     </w:p>
     <w:p>
       <w:pPr>
-        <w:spacing w:before="0" w:after="80" w:line="288" w:lineRule="auto"/>
+        <w:spacing w:before="0" w:after="40" w:line="288" w:lineRule="auto"/>
+      </w:pPr>
+      <w:r>
+        <w:rPr>
+          <w:rFonts w:ascii="宋体" w:hAnsi="宋体" w:eastAsia="宋体"/>
+          <w:b w:val="0"/>
+          <w:color w:val="1C1917"/>
+          <w:sz w:val="22"/>
+        </w:rPr>
+        <w:t>1. 立了秋，把扇丢。</w:t>
+      </w:r>
+    </w:p>
+    <w:p>
+      <w:pPr>
+        <w:spacing w:before="0" w:after="40" w:line="288" w:lineRule="auto"/>
+      </w:pPr>
+      <w:r>
+        <w:rPr>
+          <w:rFonts w:ascii="宋体" w:hAnsi="宋体" w:eastAsia="宋体"/>
+          <w:b w:val="0"/>
+          <w:color w:val="1C1917"/>
+          <w:sz w:val="22"/>
+        </w:rPr>
+        <w:t>2. 二八月，乱穿衣。</w:t>
+      </w:r>
+    </w:p>
+    <w:p>
+      <w:pPr>
+        <w:spacing w:before="0" w:after="40" w:line="288" w:lineRule="auto"/>
+      </w:pPr>
+      <w:r>
+        <w:rPr>
+          <w:rFonts w:ascii="宋体" w:hAnsi="宋体" w:eastAsia="宋体"/>
+          <w:b w:val="0"/>
+          <w:color w:val="1C1917"/>
+          <w:sz w:val="22"/>
+        </w:rPr>
+        <w:t>3. 夏雨少，秋霜早。</w:t>
+      </w:r>
+    </w:p>
+    <w:p>
+      <w:pPr>
+        <w:spacing w:before="0" w:after="40" w:line="288" w:lineRule="auto"/>
+      </w:pPr>
+      <w:r>
+        <w:rPr>
+          <w:rFonts w:ascii="宋体" w:hAnsi="宋体" w:eastAsia="宋体"/>
+          <w:b w:val="0"/>
+          <w:color w:val="1C1917"/>
+          <w:sz w:val="22"/>
+        </w:rPr>
+        <w:t>4. 八月里来雁门开，雁儿脚上带霜来。</w:t>
+      </w:r>
+    </w:p>
+    <w:p>
+      <w:pPr>
+        <w:spacing w:before="0" w:after="40" w:line="288" w:lineRule="auto"/>
+      </w:pPr>
+      <w:r>
+        <w:rPr>
+          <w:rFonts w:ascii="宋体" w:hAnsi="宋体" w:eastAsia="宋体"/>
+          <w:b w:val="0"/>
+          <w:color w:val="1C1917"/>
+          <w:sz w:val="22"/>
+        </w:rPr>
+        <w:t>5. 一场秋雨一场寒，十场秋雨要穿棉。</w:t>
+      </w:r>
+    </w:p>
+    <w:p>
+      <w:pPr>
+        <w:spacing w:before="0" w:after="40" w:line="288" w:lineRule="auto"/>
+      </w:pPr>
+      <w:r>
+        <w:rPr>
+          <w:rFonts w:ascii="宋体" w:hAnsi="宋体" w:eastAsia="宋体"/>
+          <w:b w:val="0"/>
+          <w:color w:val="1C1917"/>
+          <w:sz w:val="22"/>
+        </w:rPr>
+        <w:t>6. 八月暖，九月温，十月还有小阳春。</w:t>
+      </w:r>
+    </w:p>
+    <w:p>
+      <w:pPr>
+        <w:spacing w:before="0" w:after="120" w:line="288" w:lineRule="auto"/>
       </w:pPr>
       <w:r>
         <w:rPr>
@@ -436,35 +590,35 @@
           <w:color w:val="1C1917"/>
           <w:sz w:val="24"/>
         </w:rPr>
-        <w:t>用一两句话写出作者或积累提示：</w:t>
+        <w:t>A. 立秋后天气转凉，扇子可以收起来：选（　　）</w:t>
       </w:r>
     </w:p>
     <w:p>
       <w:pPr>
-        <w:spacing w:before="0" w:after="200" w:line="288" w:lineRule="auto"/>
+        <w:spacing w:before="0" w:after="120" w:line="288" w:lineRule="auto"/>
       </w:pPr>
       <w:r>
         <w:rPr>
           <w:rFonts w:ascii="宋体" w:hAnsi="宋体" w:eastAsia="宋体"/>
           <w:b w:val="0"/>
           <w:color w:val="1C1917"/>
-          <w:sz w:val="28"/>
+          <w:sz w:val="24"/>
         </w:rPr>
-        <w:t>＿＿＿＿＿＿＿＿＿＿＿＿＿＿＿＿＿＿＿＿＿＿＿＿＿＿＿＿＿＿</w:t>
+        <w:t>B. 秋天一场雨比一场冷，多场雨后要穿棉衣：选（　　）</w:t>
       </w:r>
     </w:p>
     <w:p>
       <w:pPr>
-        <w:spacing w:before="0" w:after="200" w:line="288" w:lineRule="auto"/>
+        <w:spacing w:before="0" w:after="160" w:line="288" w:lineRule="auto"/>
       </w:pPr>
       <w:r>
         <w:rPr>
           <w:rFonts w:ascii="宋体" w:hAnsi="宋体" w:eastAsia="宋体"/>
           <w:b w:val="0"/>
           <w:color w:val="1C1917"/>
-          <w:sz w:val="28"/>
+          <w:sz w:val="24"/>
         </w:rPr>
-        <w:t>＿＿＿＿＿＿＿＿＿＿＿＿＿＿＿＿＿＿＿＿＿＿＿＿＿＿＿＿＿＿</w:t>
+        <w:t>C. 二月八月忽冷忽热，衣服穿得乱：选（　　）</w:t>
       </w:r>
     </w:p>
     <w:p>
@@ -478,7 +632,7 @@
           <w:color w:val="C2410C"/>
           <w:sz w:val="20"/>
         </w:rPr>
-        <w:t>□默写过关　□据意能写原句　□错题入档</w:t>
+        <w:t>□补全过关　□填空过关　□据意写句过关　□错题入档</w:t>
       </w:r>
     </w:p>
     <w:sectPr>

--- a/printables/gardens/U3-garden.docx
+++ b/printables/gardens/U3-garden.docx
@@ -27,9 +27,9 @@
           <w:rFonts w:ascii="宋体" w:hAnsi="宋体" w:eastAsia="宋体"/>
           <w:b/>
           <w:color w:val="E85D04"/>
-          <w:sz w:val="32"/>
+          <w:sz w:val="30"/>
         </w:rPr>
-        <w:t>语文园地三 · 日积月累过关测</w:t>
+        <w:t>语文园地三 · 日积月累（约10–15分钟）</w:t>
       </w:r>
     </w:p>
     <w:p>
@@ -44,12 +44,12 @@
           <w:color w:val="1C1917"/>
           <w:sz w:val="22"/>
         </w:rPr>
-        <w:t>第三单元 · 观察与发现　|　题型对齐单元卷　|　姓名：________　日期：________</w:t>
+        <w:t>第三单元 · 观察与发现　|　A4　|　姓名：________　日期：________　用时：____分钟</w:t>
       </w:r>
     </w:p>
     <w:p>
       <w:pPr>
-        <w:spacing w:before="0" w:after="160" w:line="288" w:lineRule="auto"/>
+        <w:spacing w:before="0" w:after="120" w:line="288" w:lineRule="auto"/>
       </w:pPr>
       <w:r>
         <w:rPr>
@@ -58,7 +58,7 @@
           <w:color w:val="C2410C"/>
           <w:sz w:val="20"/>
         </w:rPr>
-        <w:t>不看书完成。测默写、填空、据意写句（及本单元词句运用）。</w:t>
+        <w:t>不看书。题量按10–15分钟设计；做不完的题可改日再练。</w:t>
       </w:r>
     </w:p>
     <w:p>
@@ -72,19 +72,19 @@
           <w:color w:val="E85D04"/>
           <w:sz w:val="24"/>
         </w:rPr>
-        <w:t>一、补全名句（给上句写下句 / 给下句写上句）</w:t>
+        <w:t>一、补全名句（上/下句，共4题）</w:t>
       </w:r>
     </w:p>
     <w:p>
       <w:pPr>
-        <w:spacing w:before="0" w:after="80" w:line="288" w:lineRule="auto"/>
+        <w:spacing w:before="0" w:after="120" w:line="288" w:lineRule="auto"/>
       </w:pPr>
       <w:r>
         <w:rPr>
           <w:rFonts w:ascii="宋体" w:hAnsi="宋体" w:eastAsia="宋体"/>
           <w:b w:val="0"/>
           <w:color w:val="1C1917"/>
-          <w:sz w:val="24"/>
+          <w:sz w:val="26"/>
         </w:rPr>
         <w:t>1. 立了秋，____________________</w:t>
       </w:r>
@@ -97,22 +97,8 @@
         <w:rPr>
           <w:rFonts w:ascii="宋体" w:hAnsi="宋体" w:eastAsia="宋体"/>
           <w:b w:val="0"/>
-          <w:color w:val="C2410C"/>
-          <w:sz w:val="20"/>
-        </w:rPr>
-        <w:t xml:space="preserve">　　（出处：________）</w:t>
-      </w:r>
-    </w:p>
-    <w:p>
-      <w:pPr>
-        <w:spacing w:before="0" w:after="80" w:line="288" w:lineRule="auto"/>
-      </w:pPr>
-      <w:r>
-        <w:rPr>
-          <w:rFonts w:ascii="宋体" w:hAnsi="宋体" w:eastAsia="宋体"/>
-          <w:b w:val="0"/>
           <w:color w:val="1C1917"/>
-          <w:sz w:val="24"/>
+          <w:sz w:val="26"/>
         </w:rPr>
         <w:t>2. ____________________，乱穿衣。</w:t>
       </w:r>
@@ -125,22 +111,8 @@
         <w:rPr>
           <w:rFonts w:ascii="宋体" w:hAnsi="宋体" w:eastAsia="宋体"/>
           <w:b w:val="0"/>
-          <w:color w:val="C2410C"/>
-          <w:sz w:val="20"/>
-        </w:rPr>
-        <w:t xml:space="preserve">　　（出处：________）</w:t>
-      </w:r>
-    </w:p>
-    <w:p>
-      <w:pPr>
-        <w:spacing w:before="0" w:after="80" w:line="288" w:lineRule="auto"/>
-      </w:pPr>
-      <w:r>
-        <w:rPr>
-          <w:rFonts w:ascii="宋体" w:hAnsi="宋体" w:eastAsia="宋体"/>
-          <w:b w:val="0"/>
           <w:color w:val="1C1917"/>
-          <w:sz w:val="24"/>
+          <w:sz w:val="26"/>
         </w:rPr>
         <w:t>3. 夏雨少，____________________</w:t>
       </w:r>
@@ -153,94 +125,10 @@
         <w:rPr>
           <w:rFonts w:ascii="宋体" w:hAnsi="宋体" w:eastAsia="宋体"/>
           <w:b w:val="0"/>
-          <w:color w:val="C2410C"/>
-          <w:sz w:val="20"/>
-        </w:rPr>
-        <w:t xml:space="preserve">　　（出处：________）</w:t>
-      </w:r>
-    </w:p>
-    <w:p>
-      <w:pPr>
-        <w:spacing w:before="0" w:after="80" w:line="288" w:lineRule="auto"/>
-      </w:pPr>
-      <w:r>
-        <w:rPr>
-          <w:rFonts w:ascii="宋体" w:hAnsi="宋体" w:eastAsia="宋体"/>
-          <w:b w:val="0"/>
           <w:color w:val="1C1917"/>
-          <w:sz w:val="24"/>
+          <w:sz w:val="26"/>
         </w:rPr>
         <w:t>4. ____________________，雁儿脚上带霜来。</w:t>
-      </w:r>
-    </w:p>
-    <w:p>
-      <w:pPr>
-        <w:spacing w:before="0" w:after="120" w:line="288" w:lineRule="auto"/>
-      </w:pPr>
-      <w:r>
-        <w:rPr>
-          <w:rFonts w:ascii="宋体" w:hAnsi="宋体" w:eastAsia="宋体"/>
-          <w:b w:val="0"/>
-          <w:color w:val="C2410C"/>
-          <w:sz w:val="20"/>
-        </w:rPr>
-        <w:t xml:space="preserve">　　（出处：________）</w:t>
-      </w:r>
-    </w:p>
-    <w:p>
-      <w:pPr>
-        <w:spacing w:before="0" w:after="80" w:line="288" w:lineRule="auto"/>
-      </w:pPr>
-      <w:r>
-        <w:rPr>
-          <w:rFonts w:ascii="宋体" w:hAnsi="宋体" w:eastAsia="宋体"/>
-          <w:b w:val="0"/>
-          <w:color w:val="1C1917"/>
-          <w:sz w:val="24"/>
-        </w:rPr>
-        <w:t>5. 一场秋雨一场寒，____________________</w:t>
-      </w:r>
-    </w:p>
-    <w:p>
-      <w:pPr>
-        <w:spacing w:before="0" w:after="120" w:line="288" w:lineRule="auto"/>
-      </w:pPr>
-      <w:r>
-        <w:rPr>
-          <w:rFonts w:ascii="宋体" w:hAnsi="宋体" w:eastAsia="宋体"/>
-          <w:b w:val="0"/>
-          <w:color w:val="C2410C"/>
-          <w:sz w:val="20"/>
-        </w:rPr>
-        <w:t xml:space="preserve">　　（出处：________）</w:t>
-      </w:r>
-    </w:p>
-    <w:p>
-      <w:pPr>
-        <w:spacing w:before="0" w:after="80" w:line="288" w:lineRule="auto"/>
-      </w:pPr>
-      <w:r>
-        <w:rPr>
-          <w:rFonts w:ascii="宋体" w:hAnsi="宋体" w:eastAsia="宋体"/>
-          <w:b w:val="0"/>
-          <w:color w:val="1C1917"/>
-          <w:sz w:val="24"/>
-        </w:rPr>
-        <w:t>6. ____________________，九月温，十月还有小阳春。</w:t>
-      </w:r>
-    </w:p>
-    <w:p>
-      <w:pPr>
-        <w:spacing w:before="0" w:after="120" w:line="288" w:lineRule="auto"/>
-      </w:pPr>
-      <w:r>
-        <w:rPr>
-          <w:rFonts w:ascii="宋体" w:hAnsi="宋体" w:eastAsia="宋体"/>
-          <w:b w:val="0"/>
-          <w:color w:val="C2410C"/>
-          <w:sz w:val="20"/>
-        </w:rPr>
-        <w:t xml:space="preserve">　　（出处：________）</w:t>
       </w:r>
     </w:p>
     <w:p>
@@ -254,12 +142,12 @@
           <w:color w:val="E85D04"/>
           <w:sz w:val="24"/>
         </w:rPr>
-        <w:t>二、关键词填空（试卷常考）</w:t>
+        <w:t>二、关键词填空（2～3题）</w:t>
       </w:r>
     </w:p>
     <w:p>
       <w:pPr>
-        <w:spacing w:before="0" w:after="120" w:line="288" w:lineRule="auto"/>
+        <w:spacing w:before="0" w:after="100" w:line="288" w:lineRule="auto"/>
       </w:pPr>
       <w:r>
         <w:rPr>
@@ -287,7 +175,35 @@
     </w:p>
     <w:p>
       <w:pPr>
-        <w:spacing w:before="0" w:after="160" w:line="288" w:lineRule="auto"/>
+        <w:spacing w:before="160" w:after="160" w:line="288" w:lineRule="auto"/>
+      </w:pPr>
+      <w:r>
+        <w:rPr>
+          <w:rFonts w:ascii="宋体" w:hAnsi="宋体" w:eastAsia="宋体"/>
+          <w:b/>
+          <w:color w:val="E85D04"/>
+          <w:sz w:val="24"/>
+        </w:rPr>
+        <w:t>三、根据意思写原句（2题）</w:t>
+      </w:r>
+    </w:p>
+    <w:p>
+      <w:pPr>
+        <w:spacing w:before="0" w:after="40" w:line="288" w:lineRule="auto"/>
+      </w:pPr>
+      <w:r>
+        <w:rPr>
+          <w:rFonts w:ascii="宋体" w:hAnsi="宋体" w:eastAsia="宋体"/>
+          <w:b w:val="0"/>
+          <w:color w:val="1C1917"/>
+          <w:sz w:val="22"/>
+        </w:rPr>
+        <w:t>1. 意思：立秋之后天气转凉，扇子可以收起来了。</w:t>
+      </w:r>
+    </w:p>
+    <w:p>
+      <w:pPr>
+        <w:spacing w:before="0" w:after="120" w:line="288" w:lineRule="auto"/>
       </w:pPr>
       <w:r>
         <w:rPr>
@@ -296,7 +212,35 @@
           <w:color w:val="1C1917"/>
           <w:sz w:val="24"/>
         </w:rPr>
-        <w:t>3. 八月里来雁门开，____________________。</w:t>
+        <w:t xml:space="preserve">　　原句：________________________________________</w:t>
+      </w:r>
+    </w:p>
+    <w:p>
+      <w:pPr>
+        <w:spacing w:before="0" w:after="40" w:line="288" w:lineRule="auto"/>
+      </w:pPr>
+      <w:r>
+        <w:rPr>
+          <w:rFonts w:ascii="宋体" w:hAnsi="宋体" w:eastAsia="宋体"/>
+          <w:b w:val="0"/>
+          <w:color w:val="1C1917"/>
+          <w:sz w:val="22"/>
+        </w:rPr>
+        <w:t>2. 意思：农历二月、八月早晚温差大，穿衣容易忽冷忽热。</w:t>
+      </w:r>
+    </w:p>
+    <w:p>
+      <w:pPr>
+        <w:spacing w:before="0" w:after="120" w:line="288" w:lineRule="auto"/>
+      </w:pPr>
+      <w:r>
+        <w:rPr>
+          <w:rFonts w:ascii="宋体" w:hAnsi="宋体" w:eastAsia="宋体"/>
+          <w:b w:val="0"/>
+          <w:color w:val="1C1917"/>
+          <w:sz w:val="24"/>
+        </w:rPr>
+        <w:t xml:space="preserve">　　原句：________________________________________</w:t>
       </w:r>
     </w:p>
     <w:p>
@@ -310,7 +254,7 @@
           <w:color w:val="E85D04"/>
           <w:sz w:val="24"/>
         </w:rPr>
-        <w:t>三、根据意思写出原句</w:t>
+        <w:t>四、快速选择（2题）</w:t>
       </w:r>
     </w:p>
     <w:p>
@@ -324,259 +268,7 @@
           <w:color w:val="1C1917"/>
           <w:sz w:val="22"/>
         </w:rPr>
-        <w:t>1. 意思：立秋之后天气转凉，扇子可以收起来了。　[谚语]</w:t>
-      </w:r>
-    </w:p>
-    <w:p>
-      <w:pPr>
-        <w:spacing w:before="0" w:after="140" w:line="288" w:lineRule="auto"/>
-      </w:pPr>
-      <w:r>
-        <w:rPr>
-          <w:rFonts w:ascii="宋体" w:hAnsi="宋体" w:eastAsia="宋体"/>
-          <w:b w:val="0"/>
-          <w:color w:val="1C1917"/>
-          <w:sz w:val="24"/>
-        </w:rPr>
-        <w:t xml:space="preserve">　　原句：________________________________________________</w:t>
-      </w:r>
-    </w:p>
-    <w:p>
-      <w:pPr>
-        <w:spacing w:before="0" w:after="60" w:line="288" w:lineRule="auto"/>
-      </w:pPr>
-      <w:r>
-        <w:rPr>
-          <w:rFonts w:ascii="宋体" w:hAnsi="宋体" w:eastAsia="宋体"/>
-          <w:b w:val="0"/>
-          <w:color w:val="1C1917"/>
-          <w:sz w:val="22"/>
-        </w:rPr>
-        <w:t>2. 意思：农历二月、八月早晚温差大，穿衣容易忽冷忽热。　[谚语]</w:t>
-      </w:r>
-    </w:p>
-    <w:p>
-      <w:pPr>
-        <w:spacing w:before="0" w:after="140" w:line="288" w:lineRule="auto"/>
-      </w:pPr>
-      <w:r>
-        <w:rPr>
-          <w:rFonts w:ascii="宋体" w:hAnsi="宋体" w:eastAsia="宋体"/>
-          <w:b w:val="0"/>
-          <w:color w:val="1C1917"/>
-          <w:sz w:val="24"/>
-        </w:rPr>
-        <w:t xml:space="preserve">　　原句：________________________________________________</w:t>
-      </w:r>
-    </w:p>
-    <w:p>
-      <w:pPr>
-        <w:spacing w:before="0" w:after="60" w:line="288" w:lineRule="auto"/>
-      </w:pPr>
-      <w:r>
-        <w:rPr>
-          <w:rFonts w:ascii="宋体" w:hAnsi="宋体" w:eastAsia="宋体"/>
-          <w:b w:val="0"/>
-          <w:color w:val="1C1917"/>
-          <w:sz w:val="22"/>
-        </w:rPr>
-        <w:t>3. 意思：夏天雨水少，秋天霜来得早。　[谚语]</w:t>
-      </w:r>
-    </w:p>
-    <w:p>
-      <w:pPr>
-        <w:spacing w:before="0" w:after="140" w:line="288" w:lineRule="auto"/>
-      </w:pPr>
-      <w:r>
-        <w:rPr>
-          <w:rFonts w:ascii="宋体" w:hAnsi="宋体" w:eastAsia="宋体"/>
-          <w:b w:val="0"/>
-          <w:color w:val="1C1917"/>
-          <w:sz w:val="24"/>
-        </w:rPr>
-        <w:t xml:space="preserve">　　原句：________________________________________________</w:t>
-      </w:r>
-    </w:p>
-    <w:p>
-      <w:pPr>
-        <w:spacing w:before="0" w:after="60" w:line="288" w:lineRule="auto"/>
-      </w:pPr>
-      <w:r>
-        <w:rPr>
-          <w:rFonts w:ascii="宋体" w:hAnsi="宋体" w:eastAsia="宋体"/>
-          <w:b w:val="0"/>
-          <w:color w:val="1C1917"/>
-          <w:sz w:val="22"/>
-        </w:rPr>
-        <w:t>4. 意思：农历八月大雁南飞，带来霜降将至的消息。　[谚语]</w:t>
-      </w:r>
-    </w:p>
-    <w:p>
-      <w:pPr>
-        <w:spacing w:before="0" w:after="140" w:line="288" w:lineRule="auto"/>
-      </w:pPr>
-      <w:r>
-        <w:rPr>
-          <w:rFonts w:ascii="宋体" w:hAnsi="宋体" w:eastAsia="宋体"/>
-          <w:b w:val="0"/>
-          <w:color w:val="1C1917"/>
-          <w:sz w:val="24"/>
-        </w:rPr>
-        <w:t xml:space="preserve">　　原句：________________________________________________</w:t>
-      </w:r>
-    </w:p>
-    <w:p>
-      <w:pPr>
-        <w:spacing w:before="0" w:after="60" w:line="288" w:lineRule="auto"/>
-      </w:pPr>
-      <w:r>
-        <w:rPr>
-          <w:rFonts w:ascii="宋体" w:hAnsi="宋体" w:eastAsia="宋体"/>
-          <w:b w:val="0"/>
-          <w:color w:val="1C1917"/>
-          <w:sz w:val="22"/>
-        </w:rPr>
-        <w:t>5. 意思：秋雨一场比一场冷，多场秋雨后就要穿棉衣了。　[谚语]</w:t>
-      </w:r>
-    </w:p>
-    <w:p>
-      <w:pPr>
-        <w:spacing w:before="0" w:after="140" w:line="288" w:lineRule="auto"/>
-      </w:pPr>
-      <w:r>
-        <w:rPr>
-          <w:rFonts w:ascii="宋体" w:hAnsi="宋体" w:eastAsia="宋体"/>
-          <w:b w:val="0"/>
-          <w:color w:val="1C1917"/>
-          <w:sz w:val="24"/>
-        </w:rPr>
-        <w:t xml:space="preserve">　　原句：________________________________________________</w:t>
-      </w:r>
-    </w:p>
-    <w:p>
-      <w:pPr>
-        <w:spacing w:before="0" w:after="60" w:line="288" w:lineRule="auto"/>
-      </w:pPr>
-      <w:r>
-        <w:rPr>
-          <w:rFonts w:ascii="宋体" w:hAnsi="宋体" w:eastAsia="宋体"/>
-          <w:b w:val="0"/>
-          <w:color w:val="1C1917"/>
-          <w:sz w:val="22"/>
-        </w:rPr>
-        <w:t>6. 意思：农历八月仍暖、九月温和，十月还会有一段像春天一样的暖和天气（小阳春）。　[谚语]</w:t>
-      </w:r>
-    </w:p>
-    <w:p>
-      <w:pPr>
-        <w:spacing w:before="0" w:after="140" w:line="288" w:lineRule="auto"/>
-      </w:pPr>
-      <w:r>
-        <w:rPr>
-          <w:rFonts w:ascii="宋体" w:hAnsi="宋体" w:eastAsia="宋体"/>
-          <w:b w:val="0"/>
-          <w:color w:val="1C1917"/>
-          <w:sz w:val="24"/>
-        </w:rPr>
-        <w:t xml:space="preserve">　　原句：________________________________________________</w:t>
-      </w:r>
-    </w:p>
-    <w:p>
-      <w:pPr>
-        <w:spacing w:before="160" w:after="160" w:line="288" w:lineRule="auto"/>
-      </w:pPr>
-      <w:r>
-        <w:rPr>
-          <w:rFonts w:ascii="宋体" w:hAnsi="宋体" w:eastAsia="宋体"/>
-          <w:b/>
-          <w:color w:val="E85D04"/>
-          <w:sz w:val="24"/>
-        </w:rPr>
-        <w:t>四、选择正确的谚语（填序号）</w:t>
-      </w:r>
-    </w:p>
-    <w:p>
-      <w:pPr>
-        <w:spacing w:before="0" w:after="40" w:line="288" w:lineRule="auto"/>
-      </w:pPr>
-      <w:r>
-        <w:rPr>
-          <w:rFonts w:ascii="宋体" w:hAnsi="宋体" w:eastAsia="宋体"/>
-          <w:b w:val="0"/>
-          <w:color w:val="1C1917"/>
-          <w:sz w:val="22"/>
-        </w:rPr>
-        <w:t>1. 立了秋，把扇丢。</w:t>
-      </w:r>
-    </w:p>
-    <w:p>
-      <w:pPr>
-        <w:spacing w:before="0" w:after="40" w:line="288" w:lineRule="auto"/>
-      </w:pPr>
-      <w:r>
-        <w:rPr>
-          <w:rFonts w:ascii="宋体" w:hAnsi="宋体" w:eastAsia="宋体"/>
-          <w:b w:val="0"/>
-          <w:color w:val="1C1917"/>
-          <w:sz w:val="22"/>
-        </w:rPr>
-        <w:t>2. 二八月，乱穿衣。</w:t>
-      </w:r>
-    </w:p>
-    <w:p>
-      <w:pPr>
-        <w:spacing w:before="0" w:after="40" w:line="288" w:lineRule="auto"/>
-      </w:pPr>
-      <w:r>
-        <w:rPr>
-          <w:rFonts w:ascii="宋体" w:hAnsi="宋体" w:eastAsia="宋体"/>
-          <w:b w:val="0"/>
-          <w:color w:val="1C1917"/>
-          <w:sz w:val="22"/>
-        </w:rPr>
-        <w:t>3. 夏雨少，秋霜早。</w:t>
-      </w:r>
-    </w:p>
-    <w:p>
-      <w:pPr>
-        <w:spacing w:before="0" w:after="40" w:line="288" w:lineRule="auto"/>
-      </w:pPr>
-      <w:r>
-        <w:rPr>
-          <w:rFonts w:ascii="宋体" w:hAnsi="宋体" w:eastAsia="宋体"/>
-          <w:b w:val="0"/>
-          <w:color w:val="1C1917"/>
-          <w:sz w:val="22"/>
-        </w:rPr>
-        <w:t>4. 八月里来雁门开，雁儿脚上带霜来。</w:t>
-      </w:r>
-    </w:p>
-    <w:p>
-      <w:pPr>
-        <w:spacing w:before="0" w:after="40" w:line="288" w:lineRule="auto"/>
-      </w:pPr>
-      <w:r>
-        <w:rPr>
-          <w:rFonts w:ascii="宋体" w:hAnsi="宋体" w:eastAsia="宋体"/>
-          <w:b w:val="0"/>
-          <w:color w:val="1C1917"/>
-          <w:sz w:val="22"/>
-        </w:rPr>
-        <w:t>5. 一场秋雨一场寒，十场秋雨要穿棉。</w:t>
-      </w:r>
-    </w:p>
-    <w:p>
-      <w:pPr>
-        <w:spacing w:before="0" w:after="40" w:line="288" w:lineRule="auto"/>
-      </w:pPr>
-      <w:r>
-        <w:rPr>
-          <w:rFonts w:ascii="宋体" w:hAnsi="宋体" w:eastAsia="宋体"/>
-          <w:b w:val="0"/>
-          <w:color w:val="1C1917"/>
-          <w:sz w:val="22"/>
-        </w:rPr>
-        <w:t>6. 八月暖，九月温，十月还有小阳春。</w:t>
+        <w:t>①立秋收扇　②秋雨要穿棉　③二八月乱穿衣</w:t>
       </w:r>
     </w:p>
     <w:p>
@@ -588,42 +280,14 @@
           <w:rFonts w:ascii="宋体" w:hAnsi="宋体" w:eastAsia="宋体"/>
           <w:b w:val="0"/>
           <w:color w:val="1C1917"/>
-          <w:sz w:val="24"/>
+          <w:sz w:val="22"/>
         </w:rPr>
-        <w:t>A. 立秋后天气转凉，扇子可以收起来：选（　　）</w:t>
+        <w:t>A. 立秋后可收起扇子：选（　　）　B. 多场秋雨后要加棉衣：选（　　）</w:t>
       </w:r>
     </w:p>
     <w:p>
       <w:pPr>
-        <w:spacing w:before="0" w:after="120" w:line="288" w:lineRule="auto"/>
-      </w:pPr>
-      <w:r>
-        <w:rPr>
-          <w:rFonts w:ascii="宋体" w:hAnsi="宋体" w:eastAsia="宋体"/>
-          <w:b w:val="0"/>
-          <w:color w:val="1C1917"/>
-          <w:sz w:val="24"/>
-        </w:rPr>
-        <w:t>B. 秋天一场雨比一场冷，多场雨后要穿棉衣：选（　　）</w:t>
-      </w:r>
-    </w:p>
-    <w:p>
-      <w:pPr>
-        <w:spacing w:before="0" w:after="160" w:line="288" w:lineRule="auto"/>
-      </w:pPr>
-      <w:r>
-        <w:rPr>
-          <w:rFonts w:ascii="宋体" w:hAnsi="宋体" w:eastAsia="宋体"/>
-          <w:b w:val="0"/>
-          <w:color w:val="1C1917"/>
-          <w:sz w:val="24"/>
-        </w:rPr>
-        <w:t>C. 二月八月忽冷忽热，衣服穿得乱：选（　　）</w:t>
-      </w:r>
-    </w:p>
-    <w:p>
-      <w:pPr>
-        <w:spacing w:before="160" w:after="60" w:line="288" w:lineRule="auto"/>
+        <w:spacing w:before="120" w:after="60" w:line="288" w:lineRule="auto"/>
       </w:pPr>
       <w:r>
         <w:rPr>
@@ -632,7 +296,7 @@
           <w:color w:val="C2410C"/>
           <w:sz w:val="20"/>
         </w:rPr>
-        <w:t>□补全过关　□填空过关　□据意写句过关　□错题入档</w:t>
+        <w:t>□约10–15分钟完成　□错题入档</w:t>
       </w:r>
     </w:p>
     <w:sectPr>

--- a/printables/gardens/U3-garden.docx
+++ b/printables/gardens/U3-garden.docx
@@ -72,7 +72,7 @@
           <w:color w:val="E85D04"/>
           <w:sz w:val="24"/>
         </w:rPr>
-        <w:t>一、补全名句（上/下句，共4题）</w:t>
+        <w:t>一、补全名句（写出后半句）</w:t>
       </w:r>
     </w:p>
     <w:p>
@@ -84,7 +84,7 @@
           <w:rFonts w:ascii="宋体" w:hAnsi="宋体" w:eastAsia="宋体"/>
           <w:b w:val="0"/>
           <w:color w:val="1C1917"/>
-          <w:sz w:val="26"/>
+          <w:sz w:val="24"/>
         </w:rPr>
         <w:t>1. 立了秋，____________________</w:t>
       </w:r>
@@ -98,9 +98,9 @@
           <w:rFonts w:ascii="宋体" w:hAnsi="宋体" w:eastAsia="宋体"/>
           <w:b w:val="0"/>
           <w:color w:val="1C1917"/>
-          <w:sz w:val="26"/>
+          <w:sz w:val="24"/>
         </w:rPr>
-        <w:t>2. ____________________，乱穿衣。</w:t>
+        <w:t>2. 二八月，____________________</w:t>
       </w:r>
     </w:p>
     <w:p>
@@ -112,23 +112,9 @@
           <w:rFonts w:ascii="宋体" w:hAnsi="宋体" w:eastAsia="宋体"/>
           <w:b w:val="0"/>
           <w:color w:val="1C1917"/>
-          <w:sz w:val="26"/>
+          <w:sz w:val="24"/>
         </w:rPr>
         <w:t>3. 夏雨少，____________________</w:t>
-      </w:r>
-    </w:p>
-    <w:p>
-      <w:pPr>
-        <w:spacing w:before="0" w:after="120" w:line="288" w:lineRule="auto"/>
-      </w:pPr>
-      <w:r>
-        <w:rPr>
-          <w:rFonts w:ascii="宋体" w:hAnsi="宋体" w:eastAsia="宋体"/>
-          <w:b w:val="0"/>
-          <w:color w:val="1C1917"/>
-          <w:sz w:val="26"/>
-        </w:rPr>
-        <w:t>4. ____________________，雁儿脚上带霜来。</w:t>
       </w:r>
     </w:p>
     <w:p>
@@ -142,7 +128,7 @@
           <w:color w:val="E85D04"/>
           <w:sz w:val="24"/>
         </w:rPr>
-        <w:t>二、关键词填空（2～3题）</w:t>
+        <w:t>二、关键词填空（与上一题不重复）</w:t>
       </w:r>
     </w:p>
     <w:p>
@@ -156,12 +142,12 @@
           <w:color w:val="1C1917"/>
           <w:sz w:val="24"/>
         </w:rPr>
-        <w:t>1. 一场秋雨一场寒，____________________。</w:t>
+        <w:t>1. 八月里来雁门开，____________________</w:t>
       </w:r>
     </w:p>
     <w:p>
       <w:pPr>
-        <w:spacing w:before="0" w:after="120" w:line="288" w:lineRule="auto"/>
+        <w:spacing w:before="0" w:after="100" w:line="288" w:lineRule="auto"/>
       </w:pPr>
       <w:r>
         <w:rPr>
@@ -170,7 +156,7 @@
           <w:color w:val="1C1917"/>
           <w:sz w:val="24"/>
         </w:rPr>
-        <w:t>2. 立了秋，____________________。</w:t>
+        <w:t>2. 一场秋雨一场寒，____________________</w:t>
       </w:r>
     </w:p>
     <w:p>
